--- a/output/投研舆情晨报_2026-10-15.docx
+++ b/output/投研舆情晨报_2026-10-15.docx
@@ -19,7 +19,7 @@
           <w:color w:val="8A939E"/>
           <w:sz w:val="18"/>
         </w:rPr>
-        <w:t>覆盖 6 家媒体 · 入库 15,090 条 · 去重后 2,400 条 · 识别热点 74 个</w:t>
+        <w:t>覆盖 6 家媒体 · 入库 15,195 条 · 去重后 2,409 条 · 识别热点 74 个</w:t>
       </w:r>
     </w:p>
     <w:p>
@@ -126,7 +126,7 @@
           </w:tcPr>
           <w:p>
             <w:r>
-              <w:t>0.871</w:t>
+              <w:t>0.875</w:t>
             </w:r>
           </w:p>
         </w:tc>
@@ -166,7 +166,7 @@
           </w:tcPr>
           <w:p>
             <w:r>
-              <w:t>25/4</w:t>
+              <w:t>32/4</w:t>
             </w:r>
           </w:p>
         </w:tc>
@@ -188,7 +188,7 @@
           </w:tcPr>
           <w:p>
             <w:r>
-              <w:t>0.796</w:t>
+              <w:t>0.732</w:t>
             </w:r>
           </w:p>
         </w:tc>
@@ -208,7 +208,7 @@
           </w:tcPr>
           <w:p>
             <w:r>
-              <w:t>半导体</w:t>
+              <w:t>金融市场</w:t>
             </w:r>
           </w:p>
         </w:tc>
@@ -218,7 +218,7 @@
           </w:tcPr>
           <w:p>
             <w:r>
-              <w:t>港股午评：恒指跌0.39% 科指跌1.54% 科网股普跌 存</w:t>
+              <w:t>A股收评：沪指跌1.59%险守3700点，创业板指跌2.92</w:t>
             </w:r>
           </w:p>
         </w:tc>
@@ -228,7 +228,7 @@
           </w:tcPr>
           <w:p>
             <w:r>
-              <w:t>26/3</w:t>
+              <w:t>29/3</w:t>
             </w:r>
           </w:p>
         </w:tc>
@@ -250,69 +250,7 @@
           </w:tcPr>
           <w:p>
             <w:r>
-              <w:t>0.658</w:t>
-            </w:r>
-          </w:p>
-        </w:tc>
-        <w:tc>
-          <w:tcPr>
-            <w:tcW w:type="dxa" w:w="1440"/>
-          </w:tcPr>
-          <w:p>
-            <w:r>
-              <w:t>爆点</w:t>
-            </w:r>
-          </w:p>
-        </w:tc>
-        <w:tc>
-          <w:tcPr>
-            <w:tcW w:type="dxa" w:w="1440"/>
-          </w:tcPr>
-          <w:p>
-            <w:r>
-              <w:t>消费电子</w:t>
-            </w:r>
-          </w:p>
-        </w:tc>
-        <w:tc>
-          <w:tcPr>
-            <w:tcW w:type="dxa" w:w="1440"/>
-          </w:tcPr>
-          <w:p>
-            <w:r>
-              <w:t>A股PCB概念股震荡回升，澳弘电子、协和电子双双涨停，超声电</w:t>
-            </w:r>
-          </w:p>
-        </w:tc>
-        <w:tc>
-          <w:tcPr>
-            <w:tcW w:type="dxa" w:w="1440"/>
-          </w:tcPr>
-          <w:p>
-            <w:r>
-              <w:t>11/3</w:t>
-            </w:r>
-          </w:p>
-        </w:tc>
-      </w:tr>
-      <w:tr>
-        <w:tc>
-          <w:tcPr>
-            <w:tcW w:type="dxa" w:w="1440"/>
-          </w:tcPr>
-          <w:p>
-            <w:r>
-              <w:t>4</w:t>
-            </w:r>
-          </w:p>
-        </w:tc>
-        <w:tc>
-          <w:tcPr>
-            <w:tcW w:type="dxa" w:w="1440"/>
-          </w:tcPr>
-          <w:p>
-            <w:r>
-              <w:t>0.647</w:t>
+              <w:t>0.715</w:t>
             </w:r>
           </w:p>
         </w:tc>
@@ -352,7 +290,7 @@
           </w:tcPr>
           <w:p>
             <w:r>
-              <w:t>14/4</w:t>
+              <w:t>15/4</w:t>
             </w:r>
           </w:p>
         </w:tc>
@@ -364,7 +302,7 @@
           </w:tcPr>
           <w:p>
             <w:r>
-              <w:t>5</w:t>
+              <w:t>4</w:t>
             </w:r>
           </w:p>
         </w:tc>
@@ -374,7 +312,7 @@
           </w:tcPr>
           <w:p>
             <w:r>
-              <w:t>0.641</w:t>
+              <w:t>0.654</w:t>
             </w:r>
           </w:p>
         </w:tc>
@@ -414,7 +352,7 @@
           </w:tcPr>
           <w:p>
             <w:r>
-              <w:t>13/3</w:t>
+              <w:t>15/3</w:t>
             </w:r>
           </w:p>
         </w:tc>
@@ -426,7 +364,7 @@
           </w:tcPr>
           <w:p>
             <w:r>
-              <w:t>6</w:t>
+              <w:t>5</w:t>
             </w:r>
           </w:p>
         </w:tc>
@@ -436,7 +374,7 @@
           </w:tcPr>
           <w:p>
             <w:r>
-              <w:t>0.619</w:t>
+              <w:t>0.557</w:t>
             </w:r>
           </w:p>
         </w:tc>
@@ -447,130 +385,6 @@
           <w:p>
             <w:r>
               <w:t>爆点</w:t>
-            </w:r>
-          </w:p>
-        </w:tc>
-        <w:tc>
-          <w:tcPr>
-            <w:tcW w:type="dxa" w:w="1440"/>
-          </w:tcPr>
-          <w:p>
-            <w:r>
-              <w:t>综合</w:t>
-            </w:r>
-          </w:p>
-        </w:tc>
-        <w:tc>
-          <w:tcPr>
-            <w:tcW w:type="dxa" w:w="1440"/>
-          </w:tcPr>
-          <w:p>
-            <w:r>
-              <w:t>IMF小幅上调今年全球经济增长预测至3.1% 警告全球经济“</w:t>
-            </w:r>
-          </w:p>
-        </w:tc>
-        <w:tc>
-          <w:tcPr>
-            <w:tcW w:type="dxa" w:w="1440"/>
-          </w:tcPr>
-          <w:p>
-            <w:r>
-              <w:t>11/3</w:t>
-            </w:r>
-          </w:p>
-        </w:tc>
-      </w:tr>
-      <w:tr>
-        <w:tc>
-          <w:tcPr>
-            <w:tcW w:type="dxa" w:w="1440"/>
-          </w:tcPr>
-          <w:p>
-            <w:r>
-              <w:t>7</w:t>
-            </w:r>
-          </w:p>
-        </w:tc>
-        <w:tc>
-          <w:tcPr>
-            <w:tcW w:type="dxa" w:w="1440"/>
-          </w:tcPr>
-          <w:p>
-            <w:r>
-              <w:t>0.611</w:t>
-            </w:r>
-          </w:p>
-        </w:tc>
-        <w:tc>
-          <w:tcPr>
-            <w:tcW w:type="dxa" w:w="1440"/>
-          </w:tcPr>
-          <w:p>
-            <w:r>
-              <w:t>爆点</w:t>
-            </w:r>
-          </w:p>
-        </w:tc>
-        <w:tc>
-          <w:tcPr>
-            <w:tcW w:type="dxa" w:w="1440"/>
-          </w:tcPr>
-          <w:p>
-            <w:r>
-              <w:t>半导体</w:t>
-            </w:r>
-          </w:p>
-        </w:tc>
-        <w:tc>
-          <w:tcPr>
-            <w:tcW w:type="dxa" w:w="1440"/>
-          </w:tcPr>
-          <w:p>
-            <w:r>
-              <w:t>日经225指数低开1.3%，韩国首尔综指低开5.6%。 SK</w:t>
-            </w:r>
-          </w:p>
-        </w:tc>
-        <w:tc>
-          <w:tcPr>
-            <w:tcW w:type="dxa" w:w="1440"/>
-          </w:tcPr>
-          <w:p>
-            <w:r>
-              <w:t>9/3</w:t>
-            </w:r>
-          </w:p>
-        </w:tc>
-      </w:tr>
-      <w:tr>
-        <w:tc>
-          <w:tcPr>
-            <w:tcW w:type="dxa" w:w="1440"/>
-          </w:tcPr>
-          <w:p>
-            <w:r>
-              <w:t>8</w:t>
-            </w:r>
-          </w:p>
-        </w:tc>
-        <w:tc>
-          <w:tcPr>
-            <w:tcW w:type="dxa" w:w="1440"/>
-          </w:tcPr>
-          <w:p>
-            <w:r>
-              <w:t>0.569</w:t>
-            </w:r>
-          </w:p>
-        </w:tc>
-        <w:tc>
-          <w:tcPr>
-            <w:tcW w:type="dxa" w:w="1440"/>
-          </w:tcPr>
-          <w:p>
-            <w:r>
-              <w:t>高热</w:t>
             </w:r>
           </w:p>
         </w:tc>
@@ -612,7 +426,7 @@
           </w:tcPr>
           <w:p>
             <w:r>
-              <w:t>9</w:t>
+              <w:t>6</w:t>
             </w:r>
           </w:p>
         </w:tc>
@@ -622,7 +436,7 @@
           </w:tcPr>
           <w:p>
             <w:r>
-              <w:t>0.565</w:t>
+              <w:t>0.554</w:t>
             </w:r>
           </w:p>
         </w:tc>
@@ -632,7 +446,69 @@
           </w:tcPr>
           <w:p>
             <w:r>
-              <w:t>高热</w:t>
+              <w:t>爆点</w:t>
+            </w:r>
+          </w:p>
+        </w:tc>
+        <w:tc>
+          <w:tcPr>
+            <w:tcW w:type="dxa" w:w="1440"/>
+          </w:tcPr>
+          <w:p>
+            <w:r>
+              <w:t>综合</w:t>
+            </w:r>
+          </w:p>
+        </w:tc>
+        <w:tc>
+          <w:tcPr>
+            <w:tcW w:type="dxa" w:w="1440"/>
+          </w:tcPr>
+          <w:p>
+            <w:r>
+              <w:t>“沙特阿美石油设施将是合法打击目标” 胡塞武装发撤离警告</w:t>
+            </w:r>
+          </w:p>
+        </w:tc>
+        <w:tc>
+          <w:tcPr>
+            <w:tcW w:type="dxa" w:w="1440"/>
+          </w:tcPr>
+          <w:p>
+            <w:r>
+              <w:t>5/3</w:t>
+            </w:r>
+          </w:p>
+        </w:tc>
+      </w:tr>
+      <w:tr>
+        <w:tc>
+          <w:tcPr>
+            <w:tcW w:type="dxa" w:w="1440"/>
+          </w:tcPr>
+          <w:p>
+            <w:r>
+              <w:t>7</w:t>
+            </w:r>
+          </w:p>
+        </w:tc>
+        <w:tc>
+          <w:tcPr>
+            <w:tcW w:type="dxa" w:w="1440"/>
+          </w:tcPr>
+          <w:p>
+            <w:r>
+              <w:t>0.554</w:t>
+            </w:r>
+          </w:p>
+        </w:tc>
+        <w:tc>
+          <w:tcPr>
+            <w:tcW w:type="dxa" w:w="1440"/>
+          </w:tcPr>
+          <w:p>
+            <w:r>
+              <w:t>爆点</w:t>
             </w:r>
           </w:p>
         </w:tc>
@@ -674,7 +550,7 @@
           </w:tcPr>
           <w:p>
             <w:r>
-              <w:t>10</w:t>
+              <w:t>8</w:t>
             </w:r>
           </w:p>
         </w:tc>
@@ -684,7 +560,7 @@
           </w:tcPr>
           <w:p>
             <w:r>
-              <w:t>0.544</w:t>
+              <w:t>0.517</w:t>
             </w:r>
           </w:p>
         </w:tc>
@@ -714,7 +590,7 @@
           </w:tcPr>
           <w:p>
             <w:r>
-              <w:t>尊界V800公布第三方检测结果引热议，懂车帝测试当事人连发多</w:t>
+              <w:t>日经225指数低开1.3%，韩国首尔综指低开5.6%。 SK</w:t>
             </w:r>
           </w:p>
         </w:tc>
@@ -724,7 +600,131 @@
           </w:tcPr>
           <w:p>
             <w:r>
-              <w:t>6/3</w:t>
+              <w:t>4/3</w:t>
+            </w:r>
+          </w:p>
+        </w:tc>
+      </w:tr>
+      <w:tr>
+        <w:tc>
+          <w:tcPr>
+            <w:tcW w:type="dxa" w:w="1440"/>
+          </w:tcPr>
+          <w:p>
+            <w:r>
+              <w:t>9</w:t>
+            </w:r>
+          </w:p>
+        </w:tc>
+        <w:tc>
+          <w:tcPr>
+            <w:tcW w:type="dxa" w:w="1440"/>
+          </w:tcPr>
+          <w:p>
+            <w:r>
+              <w:t>0.498</w:t>
+            </w:r>
+          </w:p>
+        </w:tc>
+        <w:tc>
+          <w:tcPr>
+            <w:tcW w:type="dxa" w:w="1440"/>
+          </w:tcPr>
+          <w:p>
+            <w:r>
+              <w:t>高热</w:t>
+            </w:r>
+          </w:p>
+        </w:tc>
+        <w:tc>
+          <w:tcPr>
+            <w:tcW w:type="dxa" w:w="1440"/>
+          </w:tcPr>
+          <w:p>
+            <w:r>
+              <w:t>大宗与能化</w:t>
+            </w:r>
+          </w:p>
+        </w:tc>
+        <w:tc>
+          <w:tcPr>
+            <w:tcW w:type="dxa" w:w="1440"/>
+          </w:tcPr>
+          <w:p>
+            <w:r>
+              <w:t>国债期货开盘，30年期主力合约跌0.05%，10年期主力合约</w:t>
+            </w:r>
+          </w:p>
+        </w:tc>
+        <w:tc>
+          <w:tcPr>
+            <w:tcW w:type="dxa" w:w="1440"/>
+          </w:tcPr>
+          <w:p>
+            <w:r>
+              <w:t>3/3</w:t>
+            </w:r>
+          </w:p>
+        </w:tc>
+      </w:tr>
+      <w:tr>
+        <w:tc>
+          <w:tcPr>
+            <w:tcW w:type="dxa" w:w="1440"/>
+          </w:tcPr>
+          <w:p>
+            <w:r>
+              <w:t>10</w:t>
+            </w:r>
+          </w:p>
+        </w:tc>
+        <w:tc>
+          <w:tcPr>
+            <w:tcW w:type="dxa" w:w="1440"/>
+          </w:tcPr>
+          <w:p>
+            <w:r>
+              <w:t>0.478</w:t>
+            </w:r>
+          </w:p>
+        </w:tc>
+        <w:tc>
+          <w:tcPr>
+            <w:tcW w:type="dxa" w:w="1440"/>
+          </w:tcPr>
+          <w:p>
+            <w:r>
+              <w:t>高热</w:t>
+            </w:r>
+          </w:p>
+        </w:tc>
+        <w:tc>
+          <w:tcPr>
+            <w:tcW w:type="dxa" w:w="1440"/>
+          </w:tcPr>
+          <w:p>
+            <w:r>
+              <w:t>宏观政策</w:t>
+            </w:r>
+          </w:p>
+        </w:tc>
+        <w:tc>
+          <w:tcPr>
+            <w:tcW w:type="dxa" w:w="1440"/>
+          </w:tcPr>
+          <w:p>
+            <w:r>
+              <w:t>日本央行委员小枝淳子：无需对加息过于谨慎。 金融条件依旧宽松</w:t>
+            </w:r>
+          </w:p>
+        </w:tc>
+        <w:tc>
+          <w:tcPr>
+            <w:tcW w:type="dxa" w:w="1440"/>
+          </w:tcPr>
+          <w:p>
+            <w:r>
+              <w:t>4/3</w:t>
             </w:r>
           </w:p>
         </w:tc>
@@ -755,7 +755,7 @@
           <w:color w:val="8A939E"/>
           <w:sz w:val="18"/>
         </w:rPr>
-        <w:t>热度 0.871（爆点）· 25 篇 / 4 家媒体 · 宏观政策</w:t>
+        <w:t>热度 0.875（爆点）· 32 篇 / 4 家媒体 · 宏观政策</w:t>
       </w:r>
     </w:p>
     <w:p>
@@ -767,7 +767,7 @@
         <w:t>事件概述：</w:t>
       </w:r>
       <w:r>
-        <w:t>「中国9月CPI同比0.9%，同比涨幅为三个月高点，前值为0.8%。 中国9月PP」由 25 篇报道聚合而成，覆盖 4 家媒体，热度 0.871（爆点），所属板块类目：宏观政策。</w:t>
+        <w:t>「中国9月CPI同比0.9%，同比涨幅为三个月高点，前值为0.8%。 中国9月PP」由 32 篇报道聚合而成，覆盖 4 家媒体，热度 0.875（爆点），所属板块类目：宏观政策。</w:t>
       </w:r>
     </w:p>
     <w:p>
@@ -779,7 +779,7 @@
         <w:t>关键信息：</w:t>
       </w:r>
       <w:r>
-        <w:t>中国9月CPI同比0.9%，同比涨幅为三个月高点，前值为0.8%。 中国9月PP；中国9月CPI中的食品价格同比下降1.7%，非食品价格同比上涨1.5%。；国家统计局：2026年9月份CPI、PPI同比涨幅均扩大</w:t>
+        <w:t>中国9月CPI同比0.9%，同比涨幅为三个月高点，前值为0.8%。 中国9月PP；中国9月CPI中的食品价格同比下降1.7%，非食品价格同比上涨1.5%。；美国9月核心PPI同比 5%，预期 4.4%，前值 4.6%。</w:t>
       </w:r>
     </w:p>
     <w:p>
@@ -812,7 +812,7 @@
           <w:color w:val="8A939E"/>
           <w:sz w:val="17"/>
         </w:rPr>
-        <w:t>引用：[1]中国9月CPI同比0.9%，同比涨幅为三个月高点，前 / [2]中国9月CPI中的食品价格同比下降1.7%，非食品价 / [3]国家统计局：2026年9月份CPI、PPI同比涨幅均 / [4]国家统计局：9月扣除食品和能源价格的核心CPI同比上</w:t>
+        <w:t>引用：[1]中国9月CPI同比0.9%，同比涨幅为三个月高点，前 / [2]中国9月CPI中的食品价格同比下降1.7%，非食品价 / [3]美国9月核心PPI同比 5%，预期 4.4%，前值  / [4]美国9月PPI同比增长6.3% 远超市场预期</w:t>
       </w:r>
     </w:p>
     <w:p>
@@ -820,7 +820,7 @@
         <w:pStyle w:val="Heading2"/>
       </w:pPr>
       <w:r>
-        <w:t>港股午评：恒指跌0.39% 科指跌1.54% 科网股普跌 存储概念股低迷 南方东英SK海</w:t>
+        <w:t>A股收评：沪指跌1.59%险守3700点，创业板指跌2.92%，全市场超5100只个股走</w:t>
       </w:r>
     </w:p>
     <w:p>
@@ -829,7 +829,7 @@
           <w:color w:val="8A939E"/>
           <w:sz w:val="18"/>
         </w:rPr>
-        <w:t>热度 0.796（爆点）· 26 篇 / 3 家媒体 · 半导体</w:t>
+        <w:t>热度 0.732（爆点）· 29 篇 / 3 家媒体 · 金融市场</w:t>
       </w:r>
     </w:p>
     <w:p>
@@ -841,7 +841,7 @@
         <w:t>事件概述：</w:t>
       </w:r>
       <w:r>
-        <w:t>「港股午评：恒指跌0.39% 科指跌1.54% 科网股普跌 存储概念股低迷 南方东英SK海力士产品」由 26 篇报道聚合而成，覆盖 3 家媒体，热度 0.796（爆点），所属板块类目：半导体。</w:t>
+        <w:t>「A股收评：沪指跌1.59%险守3700点，创业板指跌2.92%，全市场超5100只个股走低，工商」由 29 篇报道聚合而成，覆盖 3 家媒体，热度 0.732（爆点），所属板块类目：金融市场。</w:t>
       </w:r>
     </w:p>
     <w:p>
@@ -853,7 +853,7 @@
         <w:t>关键信息：</w:t>
       </w:r>
       <w:r>
-        <w:t>港股午评：恒指跌0.39% 科指跌1.54% 科网股普跌 存储概念股低迷 南方东；港股收评：恒指涨0.3% 科指跌0.79% 科网股、存储股低迷 石油股活跃；快讯：恒指低开0.8% 恒科指跌2.21% 科网股普跌 存储概念股低开 联想跌超</w:t>
+        <w:t>A股收评：沪指跌1.59%险守3700点，创业板指跌2.92%，全市场超5100；创业板指跌超1%，沪指跌0.35%，深成指跌0.7%，风电设备、贵金属、军工、农；A股，再遇“冰点”！大资金连续3波抄底，这只宽基ETF放量超20倍</w:t>
       </w:r>
     </w:p>
     <w:p>
@@ -886,81 +886,7 @@
           <w:color w:val="8A939E"/>
           <w:sz w:val="17"/>
         </w:rPr>
-        <w:t>引用：[1]港股午评：恒指跌0.39% 科指跌1.54% 科网股 / [2]港股收评：恒指涨0.3% 科指跌0.79% 科网股、 / [3]快讯：恒指低开0.8% 恒科指跌2.21% 科网股普 / [4]快讯：恒指低开0.26% 恒科指跌0.02% 科网股</w:t>
-      </w:r>
-    </w:p>
-    <w:p>
-      <w:pPr>
-        <w:pStyle w:val="Heading2"/>
-      </w:pPr>
-      <w:r>
-        <w:t>A股PCB概念股震荡回升，澳弘电子、协和电子双双涨停，超声电子此前封板，迅捷兴涨</w:t>
-      </w:r>
-    </w:p>
-    <w:p>
-      <w:r>
-        <w:rPr>
-          <w:color w:val="8A939E"/>
-          <w:sz w:val="18"/>
-        </w:rPr>
-        <w:t>热度 0.658（爆点）· 11 篇 / 3 家媒体 · 消费电子</w:t>
-      </w:r>
-    </w:p>
-    <w:p>
-      <w:r>
-        <w:rPr>
-          <w:b/>
-          <w:color w:val="16324F"/>
-        </w:rPr>
-        <w:t>事件概述：</w:t>
-      </w:r>
-      <w:r>
-        <w:t>「A股PCB概念股震荡回升，澳弘电子、协和电子双双涨停，超声电子此前封板，迅捷兴涨」由 11 篇报道聚合而成，覆盖 3 家媒体，热度 0.658（爆点），所属板块类目：消费电子。</w:t>
-      </w:r>
-    </w:p>
-    <w:p>
-      <w:r>
-        <w:rPr>
-          <w:b/>
-          <w:color w:val="16324F"/>
-        </w:rPr>
-        <w:t>关键信息：</w:t>
-      </w:r>
-      <w:r>
-        <w:t>A股PCB概念股震荡回升，澳弘电子、协和电子双双涨停，超声电子此前封板，迅捷兴涨；PCB概念股盘初局部活跃 崇达技术涨停；PCB概念表现活跃 超声电子2连板</w:t>
-      </w:r>
-    </w:p>
-    <w:p>
-      <w:r>
-        <w:rPr>
-          <w:b/>
-          <w:color w:val="16324F"/>
-        </w:rPr>
-        <w:t>市场影响：</w:t>
-      </w:r>
-      <w:r>
-        <w:t>关联板块代码：BK0877、BK0815、BK1033、BK0459。（LLM 不可用，未生成研判，以上为检索与统计事实）</w:t>
-      </w:r>
-    </w:p>
-    <w:p>
-      <w:r>
-        <w:rPr>
-          <w:b/>
-          <w:color w:val="16324F"/>
-        </w:rPr>
-        <w:t>关注要点：</w:t>
-      </w:r>
-      <w:r>
-        <w:t>建议人工复核该事件的后续进展与板块联动。</w:t>
-      </w:r>
-    </w:p>
-    <w:p>
-      <w:r>
-        <w:rPr>
-          <w:color w:val="8A939E"/>
-          <w:sz w:val="17"/>
-        </w:rPr>
-        <w:t>引用：[1]A股PCB概念股震荡回升，澳弘电子、协和电子双双涨停 / [2]PCB概念股盘初局部活跃 崇达技术涨停 / [3]PCB概念表现活跃 超声电子2连板 / [4]10月13日午间收评：创业板指半日跌近1%，PCB概</w:t>
+        <w:t>引用：[1]A股收评：沪指跌1.59%险守3700点，创业板指跌 / [2]创业板指跌超1%，沪指跌0.35%，深成指跌0.7% / [3]A股，再遇“冰点”！大资金连续3波抄底，这只宽基ET / [4]积极因素持续积累 A股市场有望迎来修复窗口</w:t>
       </w:r>
     </w:p>
     <w:p>
@@ -977,7 +903,7 @@
           <w:color w:val="8A939E"/>
           <w:sz w:val="18"/>
         </w:rPr>
-        <w:t>热度 0.647（爆点）· 14 篇 / 4 家媒体 · 宏观政策</w:t>
+        <w:t>热度 0.715（爆点）· 15 篇 / 4 家媒体 · 宏观政策</w:t>
       </w:r>
     </w:p>
     <w:p>
@@ -989,7 +915,7 @@
         <w:t>事件概述：</w:t>
       </w:r>
       <w:r>
-        <w:t>「四大证券报头版头条内容精华摘要_2026年10月15日_财经新闻」由 14 篇报道聚合而成，覆盖 4 家媒体，热度 0.647（爆点），所属板块类目：宏观政策。</w:t>
+        <w:t>「四大证券报头版头条内容精华摘要_2026年10月15日_财经新闻」由 15 篇报道聚合而成，覆盖 4 家媒体，热度 0.715（爆点），所属板块类目：宏观政策。</w:t>
       </w:r>
     </w:p>
     <w:p>
@@ -1051,7 +977,7 @@
           <w:color w:val="8A939E"/>
           <w:sz w:val="18"/>
         </w:rPr>
-        <w:t>热度 0.641（爆点）· 13 篇 / 3 家媒体 · 宏观政策</w:t>
+        <w:t>热度 0.654（爆点）· 15 篇 / 3 家媒体 · 宏观政策</w:t>
       </w:r>
     </w:p>
     <w:p>
@@ -1063,7 +989,7 @@
         <w:t>事件概述：</w:t>
       </w:r>
       <w:r>
-        <w:t>「美国银行最新发布的《全球基金经理调查》显示，美国10年期国债收益率需升至近6%，」由 13 篇报道聚合而成，覆盖 3 家媒体，热度 0.641（爆点），所属板块类目：宏观政策。</w:t>
+        <w:t>「美国银行最新发布的《全球基金经理调查》显示，美国10年期国债收益率需升至近6%，」由 15 篇报道聚合而成，覆盖 3 家媒体，热度 0.654（爆点），所属板块类目：宏观政策。</w:t>
       </w:r>
     </w:p>
     <w:p>
@@ -1075,7 +1001,7 @@
         <w:t>关键信息：</w:t>
       </w:r>
       <w:r>
-        <w:t>美国银行最新发布的《全球基金经理调查》显示，美国10年期国债收益率需升至近6%，；美银调查：10年期美债收益率升至5.9%，基金经理才会弃股投债；美国10年期国债收益率下行5个基点至5.19%。</w:t>
+        <w:t>美国银行最新发布的《全球基金经理调查》显示，美国10年期国债收益率需升至近6%，；美银调查：10年期美债收益率升至5.9%，基金经理才会弃股投债；美国10年期国债收益率当日上升10个基点至5.31%。</w:t>
       </w:r>
     </w:p>
     <w:p>
@@ -1108,7 +1034,81 @@
           <w:color w:val="8A939E"/>
           <w:sz w:val="17"/>
         </w:rPr>
-        <w:t>引用：[1]美国银行最新发布的《全球基金经理调查》显示，美国10 / [2]美银调查：10年期美债收益率升至5.9%，基金经理才 / [3]美国10年期国债收益率下行5个基点至5.19%。 / [4]美国国债全线上涨 10年期收益率下跌3个基点至5.1</w:t>
+        <w:t>引用：[1]美国银行最新发布的《全球基金经理调查》显示，美国10 / [2]美银调查：10年期美债收益率升至5.9%，基金经理才 / [3]美国10年期国债收益率当日上升10个基点至5.31% / [4]日本10年期国债收益率下跌5个基点至2.945%</w:t>
+      </w:r>
+    </w:p>
+    <w:p>
+      <w:pPr>
+        <w:pStyle w:val="Heading2"/>
+      </w:pPr>
+      <w:r>
+        <w:t>夜盘期货开盘，20号胶、橡胶跌近2%，液化石油气、纯碱、甲醇、聚丙烯、燃料油跌超</w:t>
+      </w:r>
+    </w:p>
+    <w:p>
+      <w:r>
+        <w:rPr>
+          <w:color w:val="8A939E"/>
+          <w:sz w:val="18"/>
+        </w:rPr>
+        <w:t>热度 0.557（爆点）· 7 篇 / 3 家媒体 · 大宗与能化</w:t>
+      </w:r>
+    </w:p>
+    <w:p>
+      <w:r>
+        <w:rPr>
+          <w:b/>
+          <w:color w:val="16324F"/>
+        </w:rPr>
+        <w:t>事件概述：</w:t>
+      </w:r>
+      <w:r>
+        <w:t>「夜盘期货开盘，20号胶、橡胶跌近2%，液化石油气、纯碱、甲醇、聚丙烯、燃料油跌超」由 7 篇报道聚合而成，覆盖 3 家媒体，热度 0.557（爆点），所属板块类目：大宗与能化。</w:t>
+      </w:r>
+    </w:p>
+    <w:p>
+      <w:r>
+        <w:rPr>
+          <w:b/>
+          <w:color w:val="16324F"/>
+        </w:rPr>
+        <w:t>关键信息：</w:t>
+      </w:r>
+      <w:r>
+        <w:t>夜盘期货开盘，20号胶、橡胶跌近2%，液化石油气、纯碱、甲醇、聚丙烯、燃料油跌超；国内商品期货夜盘开盘 主力合约跌多涨少；商品期货开盘，沪银主力合约跌超5%，焦煤跌近5%，原油跌超4%，20号胶、沪锡、</w:t>
+      </w:r>
+    </w:p>
+    <w:p>
+      <w:r>
+        <w:rPr>
+          <w:b/>
+          <w:color w:val="16324F"/>
+        </w:rPr>
+        <w:t>市场影响：</w:t>
+      </w:r>
+      <w:r>
+        <w:t>关联板块代码：BK1361。（LLM 不可用，未生成研判，以上为检索与统计事实）</w:t>
+      </w:r>
+    </w:p>
+    <w:p>
+      <w:r>
+        <w:rPr>
+          <w:b/>
+          <w:color w:val="16324F"/>
+        </w:rPr>
+        <w:t>关注要点：</w:t>
+      </w:r>
+      <w:r>
+        <w:t>建议人工复核该事件的后续进展与板块联动。</w:t>
+      </w:r>
+    </w:p>
+    <w:p>
+      <w:r>
+        <w:rPr>
+          <w:color w:val="8A939E"/>
+          <w:sz w:val="17"/>
+        </w:rPr>
+        <w:t>引用：[1]夜盘期货开盘，20号胶、橡胶跌近2%，液化石油气、纯 / [2]国内商品期货夜盘开盘 主力合约跌多涨少 / [3]商品期货开盘，沪银主力合约跌超5%，焦煤跌近5%，原 / [4]开盘|国内期货主力合约涨跌不一 沪锡跌超3%</w:t>
       </w:r>
     </w:p>
     <w:p>
@@ -1127,7 +1127,7 @@
         <w:pStyle w:val="ListBullet"/>
       </w:pPr>
       <w:r>
-        <w:t>采集：6 家媒体公开接口，累计入库 15,090 条</w:t>
+        <w:t>采集：6 家媒体公开接口，累计入库 15,195 条</w:t>
       </w:r>
     </w:p>
     <w:p>
@@ -1135,7 +1135,7 @@
         <w:pStyle w:val="ListBullet"/>
       </w:pPr>
       <w:r>
-        <w:t>三层去重：2,745 → 2,400 条（精确115/SimHash15/语义215）</w:t>
+        <w:t>三层去重：2,733 → 2,409 条（精确108/SimHash9/语义207）</w:t>
       </w:r>
     </w:p>
     <w:p>
